--- a/07_SCI_TUST/Chapter00_總綱/_backup_260722/04_碩論濃縮對照表.docx
+++ b/07_SCI_TUST/Chapter00_總綱/_backup_260722/04_碩論濃縮對照表.docx
@@ -9,7 +9,7 @@
           <w:b/>
           <w:sz w:val="32"/>
         </w:rPr>
-        <w:t>碩論→期刊濃縮對照表（第一刀：解析解全砍）</w:t>
+        <w:t>碩論→期刊濃縮對照表（第一刀：解析解全砍；v2 補讀後註記）</w:t>
       </w:r>
     </w:p>
     <w:tbl>
@@ -118,7 +118,7 @@
                 <w:b w:val="0"/>
                 <w:sz w:val="21"/>
               </w:rPr>
-              <w:t>研究方法沿革敘述刪；動機直接接工程問題</w:t>
+              <w:t>研究方法沿革刪</w:t>
             </w:r>
           </w:p>
         </w:tc>
@@ -136,7 +136,7 @@
                 <w:b w:val="0"/>
                 <w:sz w:val="21"/>
               </w:rPr>
-              <w:t>Ch2 文獻回顧—解析解相關</w:t>
+              <w:t>Ch2 解析解相關</w:t>
             </w:r>
           </w:p>
         </w:tc>
@@ -168,7 +168,24 @@
                 <w:b w:val="0"/>
                 <w:sz w:val="21"/>
               </w:rPr>
-              <w:t>Wade 指令；僅 Fahimifar 2009 留作討論章量級對照一句</w:t>
+              <w:t xml:space="preserve">僅 </w:t>
+            </w:r>
+            <w:r>
+              <w:rPr>
+                <w:rFonts w:ascii="Times New Roman" w:hAnsi="Times New Roman" w:eastAsia="標楷體"/>
+                <w:b w:val="0"/>
+                <w:color w:val="1F4EC8"/>
+                <w:sz w:val="21"/>
+              </w:rPr>
+              <w:t>(Fahimifar &amp; Zareifard, 2009)</w:t>
+            </w:r>
+            <w:r>
+              <w:rPr>
+                <w:rFonts w:ascii="Times New Roman" w:hAnsi="Times New Roman" w:eastAsia="標楷體"/>
+                <w:b w:val="0"/>
+                <w:sz w:val="21"/>
+              </w:rPr>
+              <w:t xml:space="preserve"> 留作討論章量級對照</w:t>
             </w:r>
           </w:p>
         </w:tc>
@@ -186,7 +203,7 @@
                 <w:b w:val="0"/>
                 <w:sz w:val="21"/>
               </w:rPr>
-              <w:t>Ch2 文獻回顧—潛變理論/模型系譜</w:t>
+              <w:t>Ch2 潛變理論/模型系譜</w:t>
             </w:r>
           </w:p>
         </w:tc>
@@ -202,7 +219,7 @@
                 <w:b w:val="0"/>
                 <w:sz w:val="21"/>
               </w:rPr>
-              <w:t>砍，引前作代替</w:t>
+              <w:t>砍，引前作</w:t>
             </w:r>
           </w:p>
         </w:tc>
@@ -218,7 +235,24 @@
                 <w:b w:val="0"/>
                 <w:sz w:val="21"/>
               </w:rPr>
-              <w:t>期刊前言以 40–50 篇文獻重建，不做回顧章</w:t>
+              <w:t>前言以 56 篇文獻庫重建；</w:t>
+            </w:r>
+            <w:r>
+              <w:rPr>
+                <w:rFonts w:ascii="Times New Roman" w:hAnsi="Times New Roman" w:eastAsia="標楷體"/>
+                <w:b w:val="0"/>
+                <w:color w:val="C00000"/>
+                <w:sz w:val="21"/>
+              </w:rPr>
+              <w:t>圖4</w:t>
+            </w:r>
+            <w:r>
+              <w:rPr>
+                <w:rFonts w:ascii="Times New Roman" w:hAnsi="Times New Roman" w:eastAsia="標楷體"/>
+                <w:b w:val="0"/>
+                <w:sz w:val="21"/>
+              </w:rPr>
+              <w:t xml:space="preserve"> 系譜面板取代</w:t>
             </w:r>
           </w:p>
         </w:tc>
@@ -268,7 +302,24 @@
                 <w:b w:val="0"/>
                 <w:sz w:val="21"/>
               </w:rPr>
-              <w:t>保留病徵分類＋監測時序；沿革/制度細節刪</w:t>
+              <w:t>病徵分型＋監測時序保留（案例先行政治：</w:t>
+            </w:r>
+            <w:r>
+              <w:rPr>
+                <w:rFonts w:ascii="Times New Roman" w:hAnsi="Times New Roman" w:eastAsia="標楷體"/>
+                <w:b w:val="0"/>
+                <w:color w:val="1F4EC8"/>
+                <w:sz w:val="21"/>
+              </w:rPr>
+              <w:t>(Wang et al., 2023)</w:t>
+            </w:r>
+            <w:r>
+              <w:rPr>
+                <w:rFonts w:ascii="Times New Roman" w:hAnsi="Times New Roman" w:eastAsia="標楷體"/>
+                <w:b w:val="0"/>
+                <w:sz w:val="21"/>
+              </w:rPr>
+              <w:t xml:space="preserve"> 式獨立背景節）</w:t>
             </w:r>
           </w:p>
         </w:tc>
@@ -302,7 +353,16 @@
                 <w:b w:val="0"/>
                 <w:sz w:val="21"/>
               </w:rPr>
-              <w:t>濃縮為期刊 3.3 一節＋Table 2</w:t>
+              <w:t>期刊 3.3 一節＋</w:t>
+            </w:r>
+            <w:r>
+              <w:rPr>
+                <w:rFonts w:ascii="Times New Roman" w:hAnsi="Times New Roman" w:eastAsia="標楷體"/>
+                <w:b w:val="0"/>
+                <w:color w:val="008040"/>
+                <w:sz w:val="21"/>
+              </w:rPr>
+              <w:t>表2</w:t>
             </w:r>
           </w:p>
         </w:tc>
@@ -318,7 +378,7 @@
                 <w:b w:val="0"/>
                 <w:sz w:val="21"/>
               </w:rPr>
-              <w:t>建模過程細節刪；只留組態＋參數出處</w:t>
+              <w:t>建模過程刪、只留組態＋出處</w:t>
             </w:r>
           </w:p>
         </w:tc>
@@ -336,7 +396,7 @@
                 <w:b w:val="0"/>
                 <w:sz w:val="21"/>
               </w:rPr>
-              <w:t>Ch5.1–5.2 方法（三模型/傳遞）</w:t>
+              <w:t>Ch5.1-5.2 方法</w:t>
             </w:r>
           </w:p>
         </w:tc>
@@ -352,7 +412,7 @@
                 <w:b w:val="0"/>
                 <w:sz w:val="21"/>
               </w:rPr>
-              <w:t>濃縮入期刊 Ch2</w:t>
+              <w:t>期刊 Ch2</w:t>
             </w:r>
           </w:p>
         </w:tc>
@@ -368,7 +428,24 @@
                 <w:b w:val="0"/>
                 <w:sz w:val="21"/>
               </w:rPr>
-              <w:t>Kabsch/門檻/BPM 各一段；QA 一段</w:t>
+              <w:t>假設條款前置法（</w:t>
+            </w:r>
+            <w:r>
+              <w:rPr>
+                <w:rFonts w:ascii="Times New Roman" w:hAnsi="Times New Roman" w:eastAsia="標楷體"/>
+                <w:b w:val="0"/>
+                <w:color w:val="1F4EC8"/>
+                <w:sz w:val="21"/>
+              </w:rPr>
+              <w:t>(Wu et al., 2024)</w:t>
+            </w:r>
+            <w:r>
+              <w:rPr>
+                <w:rFonts w:ascii="Times New Roman" w:hAnsi="Times New Roman" w:eastAsia="標楷體"/>
+                <w:b w:val="0"/>
+                <w:sz w:val="21"/>
+              </w:rPr>
+              <w:t xml:space="preserve"> 式引文護盾）</w:t>
             </w:r>
           </w:p>
         </w:tc>
@@ -386,7 +463,7 @@
                 <w:b w:val="0"/>
                 <w:sz w:val="21"/>
               </w:rPr>
-              <w:t>Ch5.3–5.4 單向成果</w:t>
+              <w:t>Ch5.3-5.4 單向成果</w:t>
             </w:r>
           </w:p>
         </w:tc>
@@ -402,7 +479,7 @@
                 <w:b w:val="0"/>
                 <w:sz w:val="21"/>
               </w:rPr>
-              <w:t>期刊 Ch4（圖 21→9 張）</w:t>
+              <w:t>期刊 Ch4（21 圖→9 張）</w:t>
             </w:r>
           </w:p>
         </w:tc>
@@ -418,7 +495,7 @@
                 <w:b w:val="0"/>
                 <w:sz w:val="21"/>
               </w:rPr>
-              <w:t>刪過程性圖（5-06/07/09/10/13）；⚖ 5-10 驅動場驗證圖是否保留？</w:t>
+              <w:t>刪過程性圖；⚖ 圖5-10 驅動場驗證去留</w:t>
             </w:r>
           </w:p>
         </w:tc>
@@ -452,7 +529,7 @@
                 <w:b w:val="0"/>
                 <w:sz w:val="21"/>
               </w:rPr>
-              <w:t>拆入討論 5.2＋結論限制</w:t>
+              <w:t>拆入討論＋結論限制</w:t>
             </w:r>
           </w:p>
         </w:tc>
@@ -468,7 +545,7 @@
                 <w:b w:val="0"/>
                 <w:sz w:val="21"/>
               </w:rPr>
-              <w:t>——</w:t>
+              <w:t>包裝依 _SYN_packaging 十式</w:t>
             </w:r>
           </w:p>
         </w:tc>
@@ -518,7 +595,7 @@
                 <w:b w:val="0"/>
                 <w:sz w:val="21"/>
               </w:rPr>
-              <w:t>不復述前文</w:t>
+              <w:t>不復述</w:t>
             </w:r>
           </w:p>
         </w:tc>
@@ -568,16 +645,13 @@
                 <w:b w:val="0"/>
                 <w:sz w:val="21"/>
               </w:rPr>
-              <w:t>06 成果＋初探定位</w:t>
+              <w:t>初探定位</w:t>
             </w:r>
           </w:p>
         </w:tc>
       </w:tr>
     </w:tbl>
     <w:p>
-      <w:pPr>
-        <w:spacing w:after="240"/>
-      </w:pPr>
       <w:r>
         <w:rPr>
           <w:rFonts w:ascii="Times New Roman" w:hAnsi="Times New Roman" w:eastAsia="標楷體"/>
@@ -593,7 +667,7 @@
           <w:b w:val="0"/>
           <w:sz w:val="24"/>
         </w:rPr>
-        <w:t>還要濃縮/砍什麼？候選：①坡地尺度成果篇幅（4.1 一段 vs 完整小節）②大模驅動場驗證圖 5-10 ③QA/gates 寫入深度（一段 vs 表格化入 Table 5）</w:t>
+        <w:t>續裁三候選：①坡地尺度篇幅②圖5-10 去留③QA 寫入深度</w:t>
       </w:r>
     </w:p>
     <w:sectPr>
